--- a/lessons/1-1-group1/homework.docx
+++ b/lessons/1-1-group1/homework.docx
@@ -563,39 +563,39 @@
           <w:b/>
           <w:bCs/>
         </w:rPr>
-        <w:t xml:space="preserve">3. Which decomposition of 78.5 uses multiplication correctly?</w:t>
-      </w:r>
-    </w:p>
-    <w:p>
-      <w:pPr>
-        <w:spacing w:after="40" w:before="0"/>
-      </w:pPr>
-      <w:r>
-        <w:t xml:space="preserve">     A. 39.25 × 2</w:t>
-      </w:r>
-    </w:p>
-    <w:p>
-      <w:pPr>
-        <w:spacing w:after="40" w:before="0"/>
-      </w:pPr>
-      <w:r>
-        <w:t xml:space="preserve">     B. 39.25 × 3</w:t>
-      </w:r>
-    </w:p>
-    <w:p>
-      <w:pPr>
-        <w:spacing w:after="40" w:before="0"/>
-      </w:pPr>
-      <w:r>
-        <w:t xml:space="preserve">     C. 78.5 × 2</w:t>
-      </w:r>
-    </w:p>
-    <w:p>
-      <w:pPr>
-        <w:spacing w:after="40" w:before="0"/>
-      </w:pPr>
-      <w:r>
-        <w:t xml:space="preserve">     D. 39 × 2</w:t>
+        <w:t xml:space="preserve">3. Tonight the Ferris wheel has 19 cars, and about 4 people fit in each car. Mia rounds 19 up to 20 and says, “About 80 people can ride at one time.” Is Mia's estimate reasonable?</w:t>
+      </w:r>
+    </w:p>
+    <w:p>
+      <w:pPr>
+        <w:spacing w:after="40" w:before="0"/>
+      </w:pPr>
+      <w:r>
+        <w:t xml:space="preserve">     A. Yes — 20 is close to 19, and 20 × 4 = 80 is close to the exact 76</w:t>
+      </w:r>
+    </w:p>
+    <w:p>
+      <w:pPr>
+        <w:spacing w:after="40" w:before="0"/>
+      </w:pPr>
+      <w:r>
+        <w:t xml:space="preserve">     B. No — she has to use 19, so 76 is the only answer allowed</w:t>
+      </w:r>
+    </w:p>
+    <w:p>
+      <w:pPr>
+        <w:spacing w:after="40" w:before="0"/>
+      </w:pPr>
+      <w:r>
+        <w:t xml:space="preserve">     C. No — rounding up always makes an estimate too big to be useful</w:t>
+      </w:r>
+    </w:p>
+    <w:p>
+      <w:pPr>
+        <w:spacing w:after="40" w:before="0"/>
+      </w:pPr>
+      <w:r>
+        <w:t xml:space="preserve">     D. Yes, but only because 80 is a round number</w:t>
       </w:r>
     </w:p>
     <w:p>
@@ -618,39 +618,39 @@
           <w:b/>
           <w:bCs/>
         </w:rPr>
-        <w:t xml:space="preserve">4. A Ferris wheel holds about 78 riders per turn and makes 6 turns an hour. About how many riders per hour?</w:t>
-      </w:r>
-    </w:p>
-    <w:p>
-      <w:pPr>
-        <w:spacing w:after="40" w:before="0"/>
-      </w:pPr>
-      <w:r>
-        <w:t xml:space="preserve">     A. About 468</w:t>
-      </w:r>
-    </w:p>
-    <w:p>
-      <w:pPr>
-        <w:spacing w:after="40" w:before="0"/>
-      </w:pPr>
-      <w:r>
-        <w:t xml:space="preserve">     B. About 84</w:t>
-      </w:r>
-    </w:p>
-    <w:p>
-      <w:pPr>
-        <w:spacing w:after="40" w:before="0"/>
-      </w:pPr>
-      <w:r>
-        <w:t xml:space="preserve">     C. About 13</w:t>
-      </w:r>
-    </w:p>
-    <w:p>
-      <w:pPr>
-        <w:spacing w:after="40" w:before="0"/>
-      </w:pPr>
-      <w:r>
-        <w:t xml:space="preserve">     D. About 780</w:t>
+        <w:t xml:space="preserve">4. You want to estimate 19 × 4 in your head. Which move makes the numbers friendlier without changing the answer much?</w:t>
+      </w:r>
+    </w:p>
+    <w:p>
+      <w:pPr>
+        <w:spacing w:after="40" w:before="0"/>
+      </w:pPr>
+      <w:r>
+        <w:t xml:space="preserve">     A. Round 19 to 20 — then 20 × 4 is a double of a double</w:t>
+      </w:r>
+    </w:p>
+    <w:p>
+      <w:pPr>
+        <w:spacing w:after="40" w:before="0"/>
+      </w:pPr>
+      <w:r>
+        <w:t xml:space="preserve">     B. Round 4 up to 10, because tens are the easiest to multiply</w:t>
+      </w:r>
+    </w:p>
+    <w:p>
+      <w:pPr>
+        <w:spacing w:after="40" w:before="0"/>
+      </w:pPr>
+      <w:r>
+        <w:t xml:space="preserve">     C. Add 19 + 4 first, then multiply the total by 2</w:t>
+      </w:r>
+    </w:p>
+    <w:p>
+      <w:pPr>
+        <w:spacing w:after="40" w:before="0"/>
+      </w:pPr>
+      <w:r>
+        <w:t xml:space="preserve">     D. Rewrite 19 as 19.0 so it looks like a decimal</w:t>
       </w:r>
     </w:p>
     <w:p>
@@ -729,39 +729,39 @@
           <w:b/>
           <w:bCs/>
         </w:rPr>
-        <w:t xml:space="preserve">6. Which statement matches this lesson's big idea?</w:t>
-      </w:r>
-    </w:p>
-    <w:p>
-      <w:pPr>
-        <w:spacing w:after="40" w:before="0"/>
-      </w:pPr>
-      <w:r>
-        <w:t xml:space="preserve">     A. Everyone is a doer of math, and we do it in different ways</w:t>
-      </w:r>
-    </w:p>
-    <w:p>
-      <w:pPr>
-        <w:spacing w:after="40" w:before="0"/>
-      </w:pPr>
-      <w:r>
-        <w:t xml:space="preserve">     B. Only people who are fast at math are doers of math</w:t>
-      </w:r>
-    </w:p>
-    <w:p>
-      <w:pPr>
-        <w:spacing w:after="40" w:before="0"/>
-      </w:pPr>
-      <w:r>
-        <w:t xml:space="preserve">     C. Math only counts when it happens in a classroom</w:t>
-      </w:r>
-    </w:p>
-    <w:p>
-      <w:pPr>
-        <w:spacing w:after="40" w:before="0"/>
-      </w:pPr>
-      <w:r>
-        <w:t xml:space="preserve">     D. There is one right way to think about a math problem</w:t>
+        <w:t xml:space="preserve">6. A different wheel has 22 cars holding about 4 people each. Ana rounds 22 down to 20 and says “about 80.” Ben multiplies 22 × 4 and says “exactly 88.” Which statement describes both approaches fairly?</w:t>
+      </w:r>
+    </w:p>
+    <w:p>
+      <w:pPr>
+        <w:spacing w:after="40" w:before="0"/>
+      </w:pPr>
+      <w:r>
+        <w:t xml:space="preserve">     A. Ana's is fast for a quick head count; Ben's is what the operator needs to sell tickets</w:t>
+      </w:r>
+    </w:p>
+    <w:p>
+      <w:pPr>
+        <w:spacing w:after="40" w:before="0"/>
+      </w:pPr>
+      <w:r>
+        <w:t xml:space="preserve">     B. Ana is wrong, because she changed a number that was given</w:t>
+      </w:r>
+    </w:p>
+    <w:p>
+      <w:pPr>
+        <w:spacing w:after="40" w:before="0"/>
+      </w:pPr>
+      <w:r>
+        <w:t xml:space="preserve">     C. Ben is wrong, because an estimate has to be a round number</w:t>
+      </w:r>
+    </w:p>
+    <w:p>
+      <w:pPr>
+        <w:spacing w:after="40" w:before="0"/>
+      </w:pPr>
+      <w:r>
+        <w:t xml:space="preserve">     D. Only one of them can be doing real math</w:t>
       </w:r>
     </w:p>
     <w:p>
@@ -784,7 +784,39 @@
           <w:b/>
           <w:bCs/>
         </w:rPr>
-        <w:t xml:space="preserve">7. </w:t>
+        <w:t xml:space="preserve">7. A third student looks at the same 22-car wheel and says, “About 200 people can ride at one time.” Why is that estimate not reasonable?</w:t>
+      </w:r>
+    </w:p>
+    <w:p>
+      <w:pPr>
+        <w:spacing w:after="40" w:before="0"/>
+      </w:pPr>
+      <w:r>
+        <w:t xml:space="preserve">     A. It would mean about 9 people squeezed into every car, not about 4</w:t>
+      </w:r>
+    </w:p>
+    <w:p>
+      <w:pPr>
+        <w:spacing w:after="40" w:before="0"/>
+      </w:pPr>
+      <w:r>
+        <w:t xml:space="preserve">     B. It is wrong only because 200 is not a multiple of 4</w:t>
+      </w:r>
+    </w:p>
+    <w:p>
+      <w:pPr>
+        <w:spacing w:after="40" w:before="0"/>
+      </w:pPr>
+      <w:r>
+        <w:t xml:space="preserve">     C. It is fine — an estimate can be any number you like</w:t>
+      </w:r>
+    </w:p>
+    <w:p>
+      <w:pPr>
+        <w:spacing w:after="40" w:before="0"/>
+      </w:pPr>
+      <w:r>
+        <w:t xml:space="preserve">     D. It is wrong because 200 is too round to be an estimate</w:t>
       </w:r>
     </w:p>
     <w:p>
@@ -800,6 +832,18 @@
     </w:p>
     <w:p>
       <w:pPr>
+        <w:spacing w:after="80" w:before="0"/>
+      </w:pPr>
+      <w:r>
+        <w:rPr>
+          <w:b/>
+          <w:bCs/>
+        </w:rPr>
+        <w:t xml:space="preserve">8. </w:t>
+      </w:r>
+    </w:p>
+    <w:p>
+      <w:pPr>
         <w:spacing w:after="60" w:before="120"/>
       </w:pPr>
       <w:r>
@@ -829,50 +873,6 @@
           <w:color w:val="BBBBBB"/>
         </w:rPr>
         <w:t xml:space="preserve">______________________________________________________________________</w:t>
-      </w:r>
-    </w:p>
-    <w:p>
-      <w:pPr>
-        <w:spacing w:after="80" w:before="0"/>
-      </w:pPr>
-      <w:r>
-        <w:rPr>
-          <w:b/>
-          <w:bCs/>
-        </w:rPr>
-        <w:t xml:space="preserve">8. You estimate 80 riders and the true count is 78. Was your estimate useful?</w:t>
-      </w:r>
-    </w:p>
-    <w:p>
-      <w:pPr>
-        <w:spacing w:after="40" w:before="0"/>
-      </w:pPr>
-      <w:r>
-        <w:t xml:space="preserve">     A. Yes — it was close enough to plan with</w:t>
-      </w:r>
-    </w:p>
-    <w:p>
-      <w:pPr>
-        <w:spacing w:after="40" w:before="0"/>
-      </w:pPr>
-      <w:r>
-        <w:t xml:space="preserve">     B. No — an estimate is only useful if it is exact</w:t>
-      </w:r>
-    </w:p>
-    <w:p>
-      <w:pPr>
-        <w:spacing w:after="40" w:before="0"/>
-      </w:pPr>
-      <w:r>
-        <w:t xml:space="preserve">     C. No — you should never estimate</w:t>
-      </w:r>
-    </w:p>
-    <w:p>
-      <w:pPr>
-        <w:spacing w:after="40" w:before="0"/>
-      </w:pPr>
-      <w:r>
-        <w:t xml:space="preserve">     D. Yes — because any answer is fine</w:t>
       </w:r>
     </w:p>
     <w:p>
@@ -977,7 +977,7 @@
           <w:b/>
           <w:bCs/>
         </w:rPr>
-        <w:t xml:space="preserve">3. A. 39.25 × 2</w:t>
+        <w:t xml:space="preserve">3. A. Yes — 20 is close to 19, and 20 × 4 = 80 is close to the exact 76</w:t>
       </w:r>
     </w:p>
     <w:p>
@@ -985,7 +985,7 @@
         <w:spacing w:after="20" w:before="0"/>
       </w:pPr>
       <w:r>
-        <w:t xml:space="preserve">     39.25 × 2 = 78.5, so halving and doubling is another way to break the number apart.</w:t>
+        <w:t xml:space="preserve">     19 × 4 = 76 and 20 × 4 = 80. Mia's estimate is 4 riders high — close enough to plan with, which is what an estimate is for.</w:t>
       </w:r>
     </w:p>
     <w:p>
@@ -1009,7 +1009,7 @@
           <w:b/>
           <w:bCs/>
         </w:rPr>
-        <w:t xml:space="preserve">4. A. About 468</w:t>
+        <w:t xml:space="preserve">4. A. Round 19 to 20 — then 20 × 4 is a double of a double</w:t>
       </w:r>
     </w:p>
     <w:p>
@@ -1017,7 +1017,7 @@
         <w:spacing w:after="20" w:before="0"/>
       </w:pPr>
       <w:r>
-        <w:t xml:space="preserve">     78 riders on each of 6 turns is 78 × 6 = 468 riders in an hour.</w:t>
+        <w:t xml:space="preserve">     20 is one step from 19, and 20 × 4 is easy: double 20 to 40, double again to 80. Moving 4 up to 10 would more than double the riders in every car.</w:t>
       </w:r>
     </w:p>
     <w:p>
@@ -1053,7 +1053,7 @@
           <w:b/>
           <w:bCs/>
         </w:rPr>
-        <w:t xml:space="preserve">6. A. Everyone is a doer of math, and we do it in different ways</w:t>
+        <w:t xml:space="preserve">6. A. Ana's is fast for a quick head count; Ben's is what the operator needs to sell tickets</w:t>
       </w:r>
     </w:p>
     <w:p>
@@ -1061,7 +1061,7 @@
         <w:spacing w:after="20" w:before="0"/>
       </w:pPr>
       <w:r>
-        <w:t xml:space="preserve">     The lesson's whole point is that everyone already does math, differently, and sharing those differences helps everyone.</w:t>
+        <w:t xml:space="preserve">     22 × 4 = 88, and 20 × 4 = 80. Both are good mathematics doing different jobs: Ana's is quick and close, Ben's is exact. Choosing between them is a decision about what the number is for.</w:t>
       </w:r>
     </w:p>
     <w:p>
@@ -1085,19 +1085,7 @@
           <w:b/>
           <w:bCs/>
         </w:rPr>
-        <w:t xml:space="preserve">7. Open response — answers will vary.</w:t>
-      </w:r>
-    </w:p>
-    <w:p>
-      <w:pPr>
-        <w:spacing w:after="40" w:before="0"/>
-      </w:pPr>
-      <w:r>
-        <w:rPr>
-          <w:b/>
-          <w:bCs/>
-        </w:rPr>
-        <w:t xml:space="preserve">8. A. Yes — it was close enough to plan with</w:t>
+        <w:t xml:space="preserve">7. A. It would mean about 9 people squeezed into every car, not about 4</w:t>
       </w:r>
     </w:p>
     <w:p>
@@ -1105,7 +1093,7 @@
         <w:spacing w:after="20" w:before="0"/>
       </w:pPr>
       <w:r>
-        <w:t xml:space="preserve">     80 and 78 are close enough for planning, which is exactly what an estimate is for.</w:t>
+        <w:t xml:space="preserve">     200 riders shared across 22 cars is about 9 per car (200 ÷ 22 ≈ 9), and the cars hold about 4. Checking an estimate against the quantity it came from is how you catch one that has drifted.</w:t>
       </w:r>
     </w:p>
     <w:p>
@@ -1118,6 +1106,18 @@
           <w:iCs/>
         </w:rPr>
         <w:t xml:space="preserve">     Watch for: Believing that 'doing math' only counts when it happens on paper in a classroom.</w:t>
+      </w:r>
+    </w:p>
+    <w:p>
+      <w:pPr>
+        <w:spacing w:after="40" w:before="0"/>
+      </w:pPr>
+      <w:r>
+        <w:rPr>
+          <w:b/>
+          <w:bCs/>
+        </w:rPr>
+        <w:t xml:space="preserve">8. Open response — answers will vary.</w:t>
       </w:r>
     </w:p>
     <w:sectPr>
